--- a/courts/first-circuit/court-of-appeals/reply-brief/usage/OUTPUT-reply-brief.docx
+++ b/courts/first-circuit/court-of-appeals/reply-brief/usage/OUTPUT-reply-brief.docx
@@ -6,7 +6,7 @@
       <w:pPr>
         <w:keepNext/>
         <w:keepLines/>
-        <w:spacing w:before="110" w:after="0" w:line="400" w:lineRule="exact"/>
+        <w:spacing w:before="167" w:after="0" w:line="400" w:lineRule="exact"/>
         <w:jc w:val="center"/>
       </w:pPr>
       <w:r>
@@ -21,23 +21,21 @@
           <w:b/>
           <w:bCs/>
         </w:rPr>
-        <w:t xml:space="preserve">24</w:t>
-        <w:noBreakHyphen/>
-        <w:t xml:space="preserve">1414</w:t>
+        <w:t xml:space="preserve">24-⁠1414</w:t>
       </w:r>
     </w:p>
     <w:p>
       <w:pPr>
         <w:pBdr>
-          <w:bottom w:val="thickThinSmallGap" w:sz="12" w:space="1" w:color="000000"/>
+          <w:bottom w:val="single" w:sz="8" w:space="1" w:color="000000"/>
         </w:pBdr>
-        <w:spacing w:before="184" w:after="0" w:line="120" w:lineRule="exact"/>
+        <w:spacing w:before="279" w:after="0" w:line="120" w:lineRule="exact"/>
         <w:ind w:left="0" w:right="0"/>
       </w:pPr>
     </w:p>
     <w:p>
       <w:pPr>
-        <w:spacing w:before="184" w:after="0" w:line="400" w:lineRule="exact"/>
+        <w:spacing w:before="279" w:after="0" w:line="400" w:lineRule="exact"/>
         <w:jc w:val="center"/>
       </w:pPr>
       <w:r>
@@ -53,13 +51,13 @@
         <w:pBdr>
           <w:bottom w:val="single" w:sz="6" w:space="1" w:color="000000"/>
         </w:pBdr>
-        <w:spacing w:before="184" w:after="0" w:line="120" w:lineRule="exact"/>
+        <w:spacing w:before="279" w:after="0" w:line="120" w:lineRule="exact"/>
         <w:ind w:left="3240" w:right="3240"/>
       </w:pPr>
     </w:p>
     <w:p>
       <w:pPr>
-        <w:spacing w:before="184" w:after="0" w:line="400" w:lineRule="exact"/>
+        <w:spacing w:before="279" w:after="0" w:line="400" w:lineRule="exact"/>
         <w:jc w:val="center"/>
       </w:pPr>
       <w:r>
@@ -76,24 +74,6 @@
       </w:r>
       <w:r>
         <w:t xml:space="preserve">WARNER,</w:t>
-      </w:r>
-    </w:p>
-    <w:p>
-      <w:pPr>
-        <w:spacing w:before="98" w:after="0" w:line="400" w:lineRule="exact"/>
-        <w:ind w:left="4680"/>
-      </w:pPr>
-      <w:r>
-        <w:t xml:space="preserve">Plaintiff-Appellant,</w:t>
-      </w:r>
-    </w:p>
-    <w:p>
-      <w:pPr>
-        <w:spacing w:before="55" w:after="55" w:line="400" w:lineRule="exact"/>
-        <w:jc w:val="center"/>
-      </w:pPr>
-      <w:r>
-        <w:t xml:space="preserve">v.</w:t>
       </w:r>
     </w:p>
     <w:p>
@@ -102,6 +82,24 @@
         <w:jc w:val="center"/>
       </w:pPr>
       <w:r>
+        <w:t xml:space="preserve">Plaintiff-Appellant,</w:t>
+      </w:r>
+    </w:p>
+    <w:p>
+      <w:pPr>
+        <w:spacing w:before="83" w:after="83" w:line="400" w:lineRule="exact"/>
+        <w:jc w:val="center"/>
+      </w:pPr>
+      <w:r>
+        <w:t xml:space="preserve">v.</w:t>
+      </w:r>
+    </w:p>
+    <w:p>
+      <w:pPr>
+        <w:spacing w:before="98" w:after="0" w:line="400" w:lineRule="exact"/>
+        <w:jc w:val="center"/>
+      </w:pPr>
+      <w:r>
         <w:t xml:space="preserve">LOUIS</w:t>
       </w:r>
       <w:r>
@@ -162,7 +160,7 @@
     <w:p>
       <w:pPr>
         <w:spacing w:before="98" w:after="0" w:line="400" w:lineRule="exact"/>
-        <w:ind w:left="4680"/>
+        <w:jc w:val="center"/>
       </w:pPr>
       <w:r>
         <w:t xml:space="preserve">Defendant-Appellee.</w:t>
@@ -173,13 +171,13 @@
         <w:pBdr>
           <w:bottom w:val="single" w:sz="6" w:space="1" w:color="000000"/>
         </w:pBdr>
-        <w:spacing w:before="184" w:after="0" w:line="120" w:lineRule="exact"/>
+        <w:spacing w:before="279" w:after="0" w:line="120" w:lineRule="exact"/>
         <w:ind w:left="3240" w:right="3240"/>
       </w:pPr>
     </w:p>
     <w:p>
       <w:pPr>
-        <w:spacing w:before="184" w:after="0" w:line="400" w:lineRule="exact"/>
+        <w:spacing w:before="279" w:after="0" w:line="400" w:lineRule="exact"/>
         <w:jc w:val="center"/>
       </w:pPr>
       <w:r>
@@ -269,13 +267,13 @@
         <w:pBdr>
           <w:bottom w:val="single" w:sz="6" w:space="1" w:color="000000"/>
         </w:pBdr>
-        <w:spacing w:before="184" w:after="0" w:line="120" w:lineRule="exact"/>
+        <w:spacing w:before="279" w:after="0" w:line="120" w:lineRule="exact"/>
         <w:ind w:left="3240" w:right="3240"/>
       </w:pPr>
     </w:p>
     <w:p>
       <w:pPr>
-        <w:spacing w:before="184" w:after="0" w:line="400" w:lineRule="exact"/>
+        <w:spacing w:before="279" w:after="0" w:line="400" w:lineRule="exact"/>
         <w:jc w:val="center"/>
       </w:pPr>
       <w:r>
@@ -388,14 +386,14 @@
         <w:pBdr>
           <w:bottom w:val="single" w:sz="6" w:space="1" w:color="000000"/>
         </w:pBdr>
-        <w:spacing w:before="184" w:after="0" w:line="120" w:lineRule="exact"/>
+        <w:spacing w:before="279" w:after="0" w:line="120" w:lineRule="exact"/>
         <w:ind w:left="3240" w:right="3240"/>
       </w:pPr>
     </w:p>
     <w:p>
       <w:pPr>
         <w:keepLines/>
-        <w:spacing w:before="184" w:after="0" w:line="400" w:lineRule="exact"/>
+        <w:spacing w:before="279" w:after="0" w:line="400" w:lineRule="exact"/>
         <w:ind w:left="4680"/>
       </w:pPr>
       <w:r>
@@ -436,6 +434,52 @@
       </w:r>
       <w:r>
         <w:t xml:space="preserve">46659)</w:t>
+      </w:r>
+    </w:p>
+    <w:p>
+      <w:pPr>
+        <w:keepLines/>
+        <w:spacing w:before="0" w:after="0" w:line="400" w:lineRule="exact"/>
+        <w:ind w:left="4680"/>
+      </w:pPr>
+      <w:r>
+        <w:t xml:space="preserve">Kyle</w:t>
+      </w:r>
+      <w:r>
+        <w:t xml:space="preserve"> </w:t>
+      </w:r>
+      <w:r>
+        <w:t xml:space="preserve">E.</w:t>
+      </w:r>
+      <w:r>
+        <w:t xml:space="preserve"> </w:t>
+      </w:r>
+      <w:r>
+        <w:t xml:space="preserve">Cullen</w:t>
+      </w:r>
+      <w:r>
+        <w:t xml:space="preserve"> </w:t>
+      </w:r>
+      <w:r>
+        <w:t xml:space="preserve">(1st</w:t>
+      </w:r>
+      <w:r>
+        <w:t xml:space="preserve"> </w:t>
+      </w:r>
+      <w:r>
+        <w:t xml:space="preserve">Cir.</w:t>
+      </w:r>
+      <w:r>
+        <w:t xml:space="preserve"> </w:t>
+      </w:r>
+      <w:r>
+        <w:t xml:space="preserve">No.</w:t>
+      </w:r>
+      <w:r>
+        <w:t xml:space="preserve"> </w:t>
+      </w:r>
+      <w:r>
+        <w:t xml:space="preserve">1212465)</w:t>
       </w:r>
     </w:p>
     <w:p>
@@ -595,52 +639,6 @@
     <w:p>
       <w:pPr>
         <w:keepLines/>
-        <w:spacing w:before="140" w:after="0" w:line="400" w:lineRule="exact"/>
-        <w:ind w:left="4680"/>
-      </w:pPr>
-      <w:r>
-        <w:t xml:space="preserve">Kyle</w:t>
-      </w:r>
-      <w:r>
-        <w:t xml:space="preserve"> </w:t>
-      </w:r>
-      <w:r>
-        <w:t xml:space="preserve">E.</w:t>
-      </w:r>
-      <w:r>
-        <w:t xml:space="preserve"> </w:t>
-      </w:r>
-      <w:r>
-        <w:t xml:space="preserve">Cullen</w:t>
-      </w:r>
-      <w:r>
-        <w:t xml:space="preserve"> </w:t>
-      </w:r>
-      <w:r>
-        <w:t xml:space="preserve">(1st</w:t>
-      </w:r>
-      <w:r>
-        <w:t xml:space="preserve"> </w:t>
-      </w:r>
-      <w:r>
-        <w:t xml:space="preserve">Cir.</w:t>
-      </w:r>
-      <w:r>
-        <w:t xml:space="preserve"> </w:t>
-      </w:r>
-      <w:r>
-        <w:t xml:space="preserve">No.</w:t>
-      </w:r>
-      <w:r>
-        <w:t xml:space="preserve"> </w:t>
-      </w:r>
-      <w:r>
-        <w:t xml:space="preserve">1212465)</w:t>
-      </w:r>
-    </w:p>
-    <w:p>
-      <w:pPr>
-        <w:keepLines/>
         <w:spacing w:before="0" w:after="0" w:line="400" w:lineRule="exact"/>
         <w:ind w:left="4680" w:firstLine="140"/>
       </w:pPr>
@@ -649,49 +647,7 @@
           <w:i/>
           <w:iCs/>
         </w:rPr>
-        <w:t xml:space="preserve">Whitney</w:t>
-      </w:r>
-      <w:r>
-        <w:rPr>
-          <w:i/>
-          <w:iCs/>
-        </w:rPr>
-        <w:t xml:space="preserve"> </w:t>
-      </w:r>
-      <w:r>
-        <w:rPr>
-          <w:i/>
-          <w:iCs/>
-        </w:rPr>
-        <w:t xml:space="preserve">Law</w:t>
-      </w:r>
-      <w:r>
-        <w:rPr>
-          <w:i/>
-          <w:iCs/>
-        </w:rPr>
-        <w:t xml:space="preserve"> </w:t>
-      </w:r>
-      <w:r>
-        <w:rPr>
-          <w:i/>
-          <w:iCs/>
-        </w:rPr>
-        <w:t xml:space="preserve">Group,</w:t>
-      </w:r>
-      <w:r>
-        <w:rPr>
-          <w:i/>
-          <w:iCs/>
-        </w:rPr>
-        <w:t xml:space="preserve"> </w:t>
-      </w:r>
-      <w:r>
-        <w:rPr>
-          <w:i/>
-          <w:iCs/>
-        </w:rPr>
-        <w:t xml:space="preserve">LLC</w:t>
+        <w:t xml:space="preserve">kcullen@whitneylawgroup.com</w:t>
       </w:r>
     </w:p>
     <w:p>
@@ -705,104 +661,6 @@
           <w:i/>
           <w:iCs/>
         </w:rPr>
-        <w:t xml:space="preserve">11</w:t>
-      </w:r>
-      <w:r>
-        <w:rPr>
-          <w:i/>
-          <w:iCs/>
-        </w:rPr>
-        <w:t xml:space="preserve"> </w:t>
-      </w:r>
-      <w:r>
-        <w:rPr>
-          <w:i/>
-          <w:iCs/>
-        </w:rPr>
-        <w:t xml:space="preserve">State</w:t>
-      </w:r>
-      <w:r>
-        <w:rPr>
-          <w:i/>
-          <w:iCs/>
-        </w:rPr>
-        <w:t xml:space="preserve"> </w:t>
-      </w:r>
-      <w:r>
-        <w:rPr>
-          <w:i/>
-          <w:iCs/>
-        </w:rPr>
-        <w:t xml:space="preserve">Street</w:t>
-      </w:r>
-    </w:p>
-    <w:p>
-      <w:pPr>
-        <w:keepLines/>
-        <w:spacing w:before="0" w:after="0" w:line="400" w:lineRule="exact"/>
-        <w:ind w:left="4680" w:firstLine="140"/>
-      </w:pPr>
-      <w:r>
-        <w:rPr>
-          <w:i/>
-          <w:iCs/>
-        </w:rPr>
-        <w:t xml:space="preserve">Marblehead,</w:t>
-      </w:r>
-      <w:r>
-        <w:rPr>
-          <w:i/>
-          <w:iCs/>
-        </w:rPr>
-        <w:t xml:space="preserve"> </w:t>
-      </w:r>
-      <w:r>
-        <w:rPr>
-          <w:i/>
-          <w:iCs/>
-        </w:rPr>
-        <w:t xml:space="preserve">MA</w:t>
-      </w:r>
-      <w:r>
-        <w:rPr>
-          <w:i/>
-          <w:iCs/>
-        </w:rPr>
-        <w:t xml:space="preserve"> </w:t>
-      </w:r>
-      <w:r>
-        <w:rPr>
-          <w:i/>
-          <w:iCs/>
-        </w:rPr>
-        <w:t xml:space="preserve">01945</w:t>
-      </w:r>
-    </w:p>
-    <w:p>
-      <w:pPr>
-        <w:keepLines/>
-        <w:spacing w:before="0" w:after="0" w:line="400" w:lineRule="exact"/>
-        <w:ind w:left="4680" w:firstLine="140"/>
-      </w:pPr>
-      <w:r>
-        <w:rPr>
-          <w:i/>
-          <w:iCs/>
-        </w:rPr>
-        <w:t xml:space="preserve">kcullen@whitneylawgroup.com</w:t>
-      </w:r>
-    </w:p>
-    <w:p>
-      <w:pPr>
-        <w:keepLines/>
-        <w:spacing w:before="0" w:after="0" w:line="400" w:lineRule="exact"/>
-        <w:ind w:left="4680" w:firstLine="140"/>
-      </w:pPr>
-      <w:r>
-        <w:rPr>
-          <w:i/>
-          <w:iCs/>
-        </w:rPr>
         <w:t xml:space="preserve">(781)</w:t>
       </w:r>
       <w:r>
@@ -817,19 +675,8 @@
           <w:i/>
           <w:iCs/>
         </w:rPr>
-        <w:t xml:space="preserve">631</w:t>
-        <w:noBreakHyphen/>
-        <w:t xml:space="preserve">4400</w:t>
-      </w:r>
-    </w:p>
-    <w:p>
-      <w:pPr>
-        <w:pBdr>
-          <w:bottom w:val="thickThinSmallGap" w:sz="12" w:space="1" w:color="000000"/>
-        </w:pBdr>
-        <w:spacing w:before="184" w:after="0" w:line="120" w:lineRule="exact"/>
-        <w:ind w:left="0" w:right="0"/>
-      </w:pPr>
+        <w:t xml:space="preserve">631-⁠4400</w:t>
+      </w:r>
     </w:p>
     <w:p>
       <w:pPr>
@@ -2954,9 +2801,7 @@
           <w:i/>
           <w:iCs/>
         </w:rPr>
-        <w:t xml:space="preserve">631</w:t>
-        <w:noBreakHyphen/>
-        <w:t xml:space="preserve">4400</w:t>
+        <w:t xml:space="preserve">631-⁠4400</w:t>
       </w:r>
     </w:p>
     <w:p>
